--- a/Module_4_Applied_Biostatistics/RScripts/template_class.docx
+++ b/Module_4_Applied_Biostatistics/RScripts/template_class.docx
@@ -34,7 +34,7 @@
       <w:r>
         <w:t xml:space="preserve">Quarto enables you to weave together content and executable code into a finished document. To learn more about Quarto see </w:t>
       </w:r>
-      <w:hyperlink r:id="rId7">
+      <w:hyperlink r:id="rId8">
         <w:r>
           <w:rPr>
             <w:rStyle w:val="Hyperlink"/>
@@ -48,6 +48,24 @@
     </w:p>
     <w:p>
       <w:pPr>
+        <w:pStyle w:val="BodyText"/>
+      </w:pPr>
+      <w:proofErr w:type="spellStart"/>
+      <w:r>
+        <w:t>Asdasda</w:t>
+      </w:r>
+      <w:proofErr w:type="spellEnd"/>
+    </w:p>
+    <w:p>
+      <w:pPr>
+        <w:pStyle w:val="BodyText"/>
+      </w:pPr>
+      <w:r>
+        <w:t>a</w:t>
+      </w:r>
+    </w:p>
+    <w:p>
+      <w:pPr>
         <w:pStyle w:val="Heading2"/>
       </w:pPr>
       <w:bookmarkStart w:id="1" w:name="running-code"/>
@@ -162,8 +180,8 @@
       <w:bookmarkEnd w:id="1"/>
     </w:p>
     <w:sectPr>
-      <w:headerReference w:type="default" r:id="rId8"/>
-      <w:footerReference w:type="default" r:id="rId9"/>
+      <w:headerReference w:type="default" r:id="rId9"/>
+      <w:footerReference w:type="default" r:id="rId10"/>
       <w:footnotePr>
         <w:numRestart w:val="eachSect"/>
       </w:footnotePr>
@@ -402,7 +420,7 @@
   <w:docDefaults>
     <w:rPrDefault>
       <w:rPr>
-        <w:rFonts w:asciiTheme="minorHAnsi" w:eastAsiaTheme="minorEastAsia" w:hAnsiTheme="minorHAnsi" w:cstheme="minorBidi"/>
+        <w:rFonts w:ascii="Arial" w:eastAsiaTheme="minorEastAsia" w:hAnsi="Arial" w:cstheme="minorBidi"/>
         <w:sz w:val="24"/>
         <w:szCs w:val="24"/>
         <w:lang w:val="en-US" w:eastAsia="zh-CN" w:bidi="ar-SA"/>
@@ -670,7 +688,7 @@
     <w:link w:val="Heading1Char"/>
     <w:uiPriority w:val="9"/>
     <w:qFormat/>
-    <w:rsid w:val="00DF6447"/>
+    <w:rsid w:val="001C7FC1"/>
     <w:pPr>
       <w:keepNext/>
       <w:keepLines/>
@@ -678,10 +696,9 @@
       <w:outlineLvl w:val="0"/>
     </w:pPr>
     <w:rPr>
-      <w:rFonts w:asciiTheme="majorHAnsi" w:eastAsiaTheme="majorEastAsia" w:hAnsiTheme="majorHAnsi" w:cstheme="majorBidi"/>
+      <w:rFonts w:eastAsiaTheme="majorEastAsia" w:cstheme="majorBidi"/>
       <w:b/>
       <w:i/>
-      <w:color w:val="E97132" w:themeColor="accent2"/>
       <w:sz w:val="40"/>
       <w:szCs w:val="40"/>
     </w:rPr>
@@ -692,10 +709,9 @@
     <w:next w:val="BodyText"/>
     <w:link w:val="Heading2Char"/>
     <w:uiPriority w:val="9"/>
-    <w:semiHidden/>
     <w:unhideWhenUsed/>
     <w:qFormat/>
-    <w:rsid w:val="00A10FD9"/>
+    <w:rsid w:val="005B4036"/>
     <w:pPr>
       <w:keepNext/>
       <w:keepLines/>
@@ -703,8 +719,7 @@
       <w:outlineLvl w:val="1"/>
     </w:pPr>
     <w:rPr>
-      <w:rFonts w:asciiTheme="majorHAnsi" w:eastAsiaTheme="majorEastAsia" w:hAnsiTheme="majorHAnsi" w:cstheme="majorBidi"/>
-      <w:color w:val="0F4761" w:themeColor="accent1" w:themeShade="BF"/>
+      <w:rFonts w:eastAsiaTheme="majorEastAsia" w:cstheme="majorBidi"/>
       <w:sz w:val="32"/>
       <w:szCs w:val="32"/>
     </w:rPr>
@@ -718,7 +733,7 @@
     <w:semiHidden/>
     <w:unhideWhenUsed/>
     <w:qFormat/>
-    <w:rsid w:val="00A10FD9"/>
+    <w:rsid w:val="00F35B24"/>
     <w:pPr>
       <w:keepNext/>
       <w:keepLines/>
@@ -727,7 +742,7 @@
     </w:pPr>
     <w:rPr>
       <w:rFonts w:eastAsiaTheme="majorEastAsia" w:cstheme="majorBidi"/>
-      <w:color w:val="0F4761" w:themeColor="accent1" w:themeShade="BF"/>
+      <w:color w:val="000000" w:themeColor="text1"/>
       <w:sz w:val="28"/>
       <w:szCs w:val="28"/>
     </w:rPr>
@@ -741,7 +756,7 @@
     <w:semiHidden/>
     <w:unhideWhenUsed/>
     <w:qFormat/>
-    <w:rsid w:val="00A10FD9"/>
+    <w:rsid w:val="00F35B24"/>
     <w:pPr>
       <w:keepNext/>
       <w:keepLines/>
@@ -752,7 +767,7 @@
       <w:rFonts w:eastAsiaTheme="majorEastAsia" w:cstheme="majorBidi"/>
       <w:i/>
       <w:iCs/>
-      <w:color w:val="0F4761" w:themeColor="accent1" w:themeShade="BF"/>
+      <w:color w:val="000000" w:themeColor="text1"/>
     </w:rPr>
   </w:style>
   <w:style w:type="paragraph" w:styleId="Heading5">
@@ -764,7 +779,7 @@
     <w:semiHidden/>
     <w:unhideWhenUsed/>
     <w:qFormat/>
-    <w:rsid w:val="00A10FD9"/>
+    <w:rsid w:val="00F35B24"/>
     <w:pPr>
       <w:keepNext/>
       <w:keepLines/>
@@ -773,7 +788,7 @@
     </w:pPr>
     <w:rPr>
       <w:rFonts w:eastAsiaTheme="majorEastAsia" w:cstheme="majorBidi"/>
-      <w:color w:val="0F4761" w:themeColor="accent1" w:themeShade="BF"/>
+      <w:color w:val="000000" w:themeColor="text1"/>
     </w:rPr>
   </w:style>
   <w:style w:type="paragraph" w:styleId="Heading6">
@@ -785,7 +800,7 @@
     <w:semiHidden/>
     <w:unhideWhenUsed/>
     <w:qFormat/>
-    <w:rsid w:val="00A10FD9"/>
+    <w:rsid w:val="00F35B24"/>
     <w:pPr>
       <w:keepNext/>
       <w:keepLines/>
@@ -796,7 +811,7 @@
       <w:rFonts w:eastAsiaTheme="majorEastAsia" w:cstheme="majorBidi"/>
       <w:i/>
       <w:iCs/>
-      <w:color w:val="595959" w:themeColor="text1" w:themeTint="A6"/>
+      <w:color w:val="000000" w:themeColor="text1"/>
     </w:rPr>
   </w:style>
   <w:style w:type="paragraph" w:styleId="Heading7">
@@ -808,7 +823,7 @@
     <w:semiHidden/>
     <w:unhideWhenUsed/>
     <w:qFormat/>
-    <w:rsid w:val="00A10FD9"/>
+    <w:rsid w:val="00F35B24"/>
     <w:pPr>
       <w:keepNext/>
       <w:keepLines/>
@@ -817,7 +832,7 @@
     </w:pPr>
     <w:rPr>
       <w:rFonts w:eastAsiaTheme="majorEastAsia" w:cstheme="majorBidi"/>
-      <w:color w:val="595959" w:themeColor="text1" w:themeTint="A6"/>
+      <w:color w:val="000000" w:themeColor="text1"/>
     </w:rPr>
   </w:style>
   <w:style w:type="paragraph" w:styleId="Heading8">
@@ -849,7 +864,6 @@
     <w:next w:val="BodyText"/>
     <w:link w:val="Heading9Char"/>
     <w:uiPriority w:val="9"/>
-    <w:semiHidden/>
     <w:unhideWhenUsed/>
     <w:qFormat/>
     <w:rsid w:val="00A10FD9"/>
@@ -895,8 +909,10 @@
     <w:name w:val="Body Text"/>
     <w:basedOn w:val="Normal"/>
     <w:qFormat/>
+    <w:rsid w:val="000B2046"/>
     <w:pPr>
       <w:spacing w:before="180" w:after="180"/>
+      <w:jc w:val="both"/>
     </w:pPr>
   </w:style>
   <w:style w:type="paragraph" w:customStyle="1" w:styleId="FirstParagraph">
@@ -904,6 +920,7 @@
     <w:basedOn w:val="BodyText"/>
     <w:next w:val="BodyText"/>
     <w:qFormat/>
+    <w:rsid w:val="003E6878"/>
   </w:style>
   <w:style w:type="paragraph" w:customStyle="1" w:styleId="Compact">
     <w:name w:val="Compact"/>
@@ -919,15 +936,15 @@
     <w:next w:val="BodyText"/>
     <w:link w:val="TitleChar"/>
     <w:uiPriority w:val="10"/>
-    <w:qFormat/>
-    <w:rsid w:val="00A10FD9"/>
+    <w:rsid w:val="00005E38"/>
     <w:pPr>
       <w:spacing w:after="80"/>
       <w:contextualSpacing/>
       <w:jc w:val="center"/>
     </w:pPr>
     <w:rPr>
-      <w:rFonts w:asciiTheme="majorHAnsi" w:eastAsiaTheme="majorEastAsia" w:hAnsiTheme="majorHAnsi" w:cstheme="majorBidi"/>
+      <w:rFonts w:eastAsiaTheme="majorEastAsia" w:cstheme="majorBidi"/>
+      <w:b/>
       <w:sz w:val="56"/>
       <w:szCs w:val="56"/>
     </w:rPr>
@@ -937,9 +954,10 @@
     <w:basedOn w:val="DefaultParagraphFont"/>
     <w:link w:val="Title"/>
     <w:uiPriority w:val="10"/>
-    <w:rsid w:val="00A10FD9"/>
-    <w:rPr>
-      <w:rFonts w:asciiTheme="majorHAnsi" w:eastAsiaTheme="majorEastAsia" w:hAnsiTheme="majorHAnsi" w:cstheme="majorBidi"/>
+    <w:rsid w:val="00005E38"/>
+    <w:rPr>
+      <w:rFonts w:eastAsiaTheme="majorEastAsia" w:cstheme="majorBidi"/>
+      <w:b/>
       <w:sz w:val="56"/>
       <w:szCs w:val="56"/>
     </w:rPr>
@@ -982,6 +1000,7 @@
     <w:basedOn w:val="Title"/>
     <w:next w:val="BodyText"/>
     <w:qFormat/>
+    <w:rsid w:val="001C7FC1"/>
     <w:pPr>
       <w:keepNext/>
       <w:keepLines/>
@@ -1047,12 +1066,11 @@
     <w:basedOn w:val="DefaultParagraphFont"/>
     <w:link w:val="Heading1"/>
     <w:uiPriority w:val="9"/>
-    <w:rsid w:val="00DF6447"/>
-    <w:rPr>
-      <w:rFonts w:asciiTheme="majorHAnsi" w:eastAsiaTheme="majorEastAsia" w:hAnsiTheme="majorHAnsi" w:cstheme="majorBidi"/>
+    <w:rsid w:val="001C7FC1"/>
+    <w:rPr>
+      <w:rFonts w:eastAsiaTheme="majorEastAsia" w:cstheme="majorBidi"/>
       <w:b/>
       <w:i/>
-      <w:color w:val="E97132" w:themeColor="accent2"/>
       <w:sz w:val="40"/>
       <w:szCs w:val="40"/>
     </w:rPr>
@@ -1062,11 +1080,9 @@
     <w:basedOn w:val="DefaultParagraphFont"/>
     <w:link w:val="Heading2"/>
     <w:uiPriority w:val="9"/>
-    <w:semiHidden/>
-    <w:rsid w:val="00A10FD9"/>
-    <w:rPr>
-      <w:rFonts w:asciiTheme="majorHAnsi" w:eastAsiaTheme="majorEastAsia" w:hAnsiTheme="majorHAnsi" w:cstheme="majorBidi"/>
-      <w:color w:val="0F4761" w:themeColor="accent1" w:themeShade="BF"/>
+    <w:rsid w:val="005B4036"/>
+    <w:rPr>
+      <w:rFonts w:eastAsiaTheme="majorEastAsia" w:cstheme="majorBidi"/>
       <w:sz w:val="32"/>
       <w:szCs w:val="32"/>
     </w:rPr>
@@ -1077,10 +1093,10 @@
     <w:link w:val="Heading3"/>
     <w:uiPriority w:val="9"/>
     <w:semiHidden/>
-    <w:rsid w:val="00A10FD9"/>
+    <w:rsid w:val="00F35B24"/>
     <w:rPr>
       <w:rFonts w:eastAsiaTheme="majorEastAsia" w:cstheme="majorBidi"/>
-      <w:color w:val="0F4761" w:themeColor="accent1" w:themeShade="BF"/>
+      <w:color w:val="000000" w:themeColor="text1"/>
       <w:sz w:val="28"/>
       <w:szCs w:val="28"/>
     </w:rPr>
@@ -1091,12 +1107,12 @@
     <w:link w:val="Heading4"/>
     <w:uiPriority w:val="9"/>
     <w:semiHidden/>
-    <w:rsid w:val="00A10FD9"/>
+    <w:rsid w:val="00F35B24"/>
     <w:rPr>
       <w:rFonts w:eastAsiaTheme="majorEastAsia" w:cstheme="majorBidi"/>
       <w:i/>
       <w:iCs/>
-      <w:color w:val="0F4761" w:themeColor="accent1" w:themeShade="BF"/>
+      <w:color w:val="000000" w:themeColor="text1"/>
     </w:rPr>
   </w:style>
   <w:style w:type="character" w:customStyle="1" w:styleId="Heading5Char">
@@ -1105,10 +1121,10 @@
     <w:link w:val="Heading5"/>
     <w:uiPriority w:val="9"/>
     <w:semiHidden/>
-    <w:rsid w:val="00A10FD9"/>
+    <w:rsid w:val="00F35B24"/>
     <w:rPr>
       <w:rFonts w:eastAsiaTheme="majorEastAsia" w:cstheme="majorBidi"/>
-      <w:color w:val="0F4761" w:themeColor="accent1" w:themeShade="BF"/>
+      <w:color w:val="000000" w:themeColor="text1"/>
     </w:rPr>
   </w:style>
   <w:style w:type="character" w:customStyle="1" w:styleId="Heading6Char">
@@ -1117,12 +1133,12 @@
     <w:link w:val="Heading6"/>
     <w:uiPriority w:val="9"/>
     <w:semiHidden/>
-    <w:rsid w:val="00A10FD9"/>
+    <w:rsid w:val="00F35B24"/>
     <w:rPr>
       <w:rFonts w:eastAsiaTheme="majorEastAsia" w:cstheme="majorBidi"/>
       <w:i/>
       <w:iCs/>
-      <w:color w:val="595959" w:themeColor="text1" w:themeTint="A6"/>
+      <w:color w:val="000000" w:themeColor="text1"/>
     </w:rPr>
   </w:style>
   <w:style w:type="character" w:customStyle="1" w:styleId="Heading7Char">
@@ -1131,10 +1147,10 @@
     <w:link w:val="Heading7"/>
     <w:uiPriority w:val="9"/>
     <w:semiHidden/>
-    <w:rsid w:val="00A10FD9"/>
+    <w:rsid w:val="00F35B24"/>
     <w:rPr>
       <w:rFonts w:eastAsiaTheme="majorEastAsia" w:cstheme="majorBidi"/>
-      <w:color w:val="595959" w:themeColor="text1" w:themeTint="A6"/>
+      <w:color w:val="000000" w:themeColor="text1"/>
     </w:rPr>
   </w:style>
   <w:style w:type="character" w:customStyle="1" w:styleId="Heading8Char">
@@ -1156,7 +1172,6 @@
     <w:basedOn w:val="DefaultParagraphFont"/>
     <w:link w:val="Heading9"/>
     <w:uiPriority w:val="9"/>
-    <w:semiHidden/>
     <w:rsid w:val="00A10FD9"/>
     <w:rPr>
       <w:rFonts w:eastAsiaTheme="majorEastAsia" w:cstheme="majorBidi"/>
@@ -1972,4 +1987,16 @@
     </a:ext>
   </a:extLst>
 </a:theme>
+</file>
+
+<file path=customXml/item1.xml><?xml version="1.0" encoding="utf-8"?>
+<b:Sources xmlns:b="http://schemas.openxmlformats.org/officeDocument/2006/bibliography" xmlns="http://schemas.openxmlformats.org/officeDocument/2006/bibliography" SelectedStyle="\APASixthEditionOfficeOnline.xsl" StyleName="APA" Version="6"/>
+</file>
+
+<file path=customXml/itemProps1.xml><?xml version="1.0" encoding="utf-8"?>
+<ds:datastoreItem xmlns:ds="http://schemas.openxmlformats.org/officeDocument/2006/customXml" ds:itemID="{4B5F1462-581A-4BAF-B08E-061353709359}">
+  <ds:schemaRefs>
+    <ds:schemaRef ds:uri="http://schemas.openxmlformats.org/officeDocument/2006/bibliography"/>
+  </ds:schemaRefs>
+</ds:datastoreItem>
 </file>